--- a/Video Game Design - year/Unit 5 - Game Design Principles & UI/Daily Lesson Plans/Word/Day 13.docx
+++ b/Video Game Design - year/Unit 5 - Game Design Principles & UI/Daily Lesson Plans/Word/Day 13.docx
@@ -50,16 +50,19 @@
               </w:rPr>
               <w:t xml:space="preserve">Video Game Design — Full Year</w:t>
             </w:r>
-          </w:p>
-          <w:p>
-            <w:pPr>
-              <w:spacing w:before="40"/>
-              <w:jc w:val="center"/>
-            </w:pPr>
-            <w:r>
-              <w:rPr>
-                <w:rFonts w:ascii="Arial" w:cs="Arial" w:eastAsia="Arial" w:hAnsi="Arial"/>
-                <w:color w:val="D1C4E9"/>
+            <w:r>
+              <w:rPr>
+                <w:rFonts w:ascii="Arial" w:cs="Arial" w:eastAsia="Arial" w:hAnsi="Arial"/>
+                <w:sz w:val="16"/>
+                <w:szCs w:val="16"/>
+              </w:rPr>
+              <w:br/>
+              <w:t xml:space="preserve"/>
+            </w:r>
+            <w:r>
+              <w:rPr>
+                <w:rFonts w:ascii="Arial" w:cs="Arial" w:eastAsia="Arial" w:hAnsi="Arial"/>
+                <w:color w:val="CE93D8"/>
                 <w:sz w:val="16"/>
                 <w:szCs w:val="16"/>
               </w:rPr>
@@ -83,7 +86,7 @@
           <w:rFonts w:ascii="Arial" w:cs="Arial" w:eastAsia="Arial" w:hAnsi="Arial"/>
           <w:b/>
           <w:bCs/>
-          <w:color w:val="311B56"/>
+          <w:color w:val="5B2D8E"/>
           <w:sz w:val="32"/>
           <w:szCs w:val="32"/>
         </w:rPr>
@@ -261,9 +264,9 @@
               <w:right w:val="single" w:color="CCCCCC" w:sz="1"/>
             </w:tcBorders>
             <w:tcMar>
-              <w:top w:type="dxa" w:w="60"/>
+              <w:top w:type="dxa" w:w="80"/>
               <w:left w:type="dxa" w:w="120"/>
-              <w:bottom w:type="dxa" w:w="60"/>
+              <w:bottom w:type="dxa" w:w="80"/>
               <w:right w:type="dxa" w:w="120"/>
             </w:tcMar>
           </w:tcPr>
@@ -290,20 +293,213 @@
               <w:right w:val="single" w:color="CCCCCC" w:sz="1"/>
             </w:tcBorders>
             <w:tcMar>
-              <w:top w:type="dxa" w:w="60"/>
+              <w:top w:type="dxa" w:w="80"/>
               <w:left w:type="dxa" w:w="120"/>
-              <w:bottom w:type="dxa" w:w="60"/>
+              <w:bottom w:type="dxa" w:w="80"/>
               <w:right w:type="dxa" w:w="120"/>
             </w:tcMar>
           </w:tcPr>
           <w:p>
-            <w:r>
-              <w:rPr>
-                <w:rFonts w:ascii="Arial" w:cs="Arial" w:eastAsia="Arial" w:hAnsi="Arial"/>
-                <w:sz w:val="20"/>
-                <w:szCs w:val="20"/>
+            <w:pPr>
+              <w:spacing w:after="80" w:before="80"/>
+            </w:pPr>
+            <w:r>
+              <w:rPr>
+                <w:rFonts w:ascii="Arial" w:cs="Arial" w:eastAsia="Arial" w:hAnsi="Arial"/>
+                <w:b/>
+                <w:bCs/>
+                <w:i w:val="false"/>
+                <w:iCs w:val="false"/>
+                <w:color w:val="000000"/>
+                <w:sz w:val="22"/>
+                <w:szCs w:val="22"/>
               </w:rPr>
               <w:t xml:space="preserve">Bell Ringer / Review</w:t>
+            </w:r>
+            <w:r>
+              <w:rPr>
+                <w:rFonts w:ascii="Arial" w:cs="Arial" w:eastAsia="Arial" w:hAnsi="Arial"/>
+                <w:sz w:val="20"/>
+                <w:szCs w:val="20"/>
+              </w:rPr>
+              <w:br/>
+              <w:t xml:space="preserve"/>
+            </w:r>
+            <w:r>
+              <w:rPr>
+                <w:rFonts w:ascii="Arial" w:cs="Arial" w:eastAsia="Arial" w:hAnsi="Arial"/>
+                <w:sz w:val="20"/>
+                <w:szCs w:val="20"/>
+              </w:rPr>
+              <w:br/>
+              <w:t xml:space="preserve"/>
+            </w:r>
+            <w:r>
+              <w:rPr>
+                <w:rFonts w:ascii="Arial" w:cs="Arial" w:eastAsia="Arial" w:hAnsi="Arial"/>
+                <w:b/>
+                <w:bCs/>
+                <w:i w:val="false"/>
+                <w:iCs w:val="false"/>
+                <w:color w:val="000000"/>
+                <w:sz w:val="20"/>
+                <w:szCs w:val="20"/>
+              </w:rPr>
+              <w:t xml:space="preserve">Quick Write </w:t>
+            </w:r>
+            <w:r>
+              <w:rPr>
+                <w:rFonts w:ascii="Arial" w:cs="Arial" w:eastAsia="Arial" w:hAnsi="Arial"/>
+                <w:b w:val="false"/>
+                <w:bCs w:val="false"/>
+                <w:i w:val="false"/>
+                <w:iCs w:val="false"/>
+                <w:color w:val="000000"/>
+                <w:sz w:val="20"/>
+                <w:szCs w:val="20"/>
+              </w:rPr>
+              <w:t xml:space="preserve">(3 min — written or verbal):</w:t>
+            </w:r>
+            <w:r>
+              <w:rPr>
+                <w:rFonts w:ascii="Arial" w:cs="Arial" w:eastAsia="Arial" w:hAnsi="Arial"/>
+                <w:sz w:val="20"/>
+                <w:szCs w:val="20"/>
+              </w:rPr>
+              <w:br/>
+              <w:t xml:space="preserve"/>
+            </w:r>
+            <w:r>
+              <w:rPr>
+                <w:rFonts w:ascii="Arial" w:cs="Arial" w:eastAsia="Arial" w:hAnsi="Arial"/>
+                <w:b w:val="false"/>
+                <w:bCs w:val="false"/>
+                <w:i w:val="false"/>
+                <w:iCs w:val="false"/>
+                <w:color w:val="000000"/>
+                <w:sz w:val="20"/>
+                <w:szCs w:val="20"/>
+              </w:rPr>
+              <w:t xml:space="preserve">    What do you already know about how to build a functional main menu and load scenes from buttons?</w:t>
+            </w:r>
+            <w:r>
+              <w:rPr>
+                <w:rFonts w:ascii="Arial" w:cs="Arial" w:eastAsia="Arial" w:hAnsi="Arial"/>
+                <w:sz w:val="20"/>
+                <w:szCs w:val="20"/>
+              </w:rPr>
+              <w:br/>
+              <w:t xml:space="preserve"/>
+            </w:r>
+            <w:r>
+              <w:rPr>
+                <w:rFonts w:ascii="Arial" w:cs="Arial" w:eastAsia="Arial" w:hAnsi="Arial"/>
+                <w:sz w:val="20"/>
+                <w:szCs w:val="20"/>
+              </w:rPr>
+              <w:br/>
+              <w:t xml:space="preserve"/>
+            </w:r>
+            <w:r>
+              <w:rPr>
+                <w:rFonts w:ascii="Arial" w:cs="Arial" w:eastAsia="Arial" w:hAnsi="Arial"/>
+                <w:b/>
+                <w:bCs/>
+                <w:i w:val="false"/>
+                <w:iCs w:val="false"/>
+                <w:color w:val="000000"/>
+                <w:sz w:val="20"/>
+                <w:szCs w:val="20"/>
+              </w:rPr>
+              <w:t xml:space="preserve">Vocabulary Preview — </w:t>
+            </w:r>
+            <w:r>
+              <w:rPr>
+                <w:rFonts w:ascii="Arial" w:cs="Arial" w:eastAsia="Arial" w:hAnsi="Arial"/>
+                <w:b w:val="false"/>
+                <w:bCs w:val="false"/>
+                <w:i w:val="false"/>
+                <w:iCs w:val="false"/>
+                <w:color w:val="000000"/>
+                <w:sz w:val="20"/>
+                <w:szCs w:val="20"/>
+              </w:rPr>
+              <w:t xml:space="preserve">terms we'll use today:</w:t>
+            </w:r>
+            <w:r>
+              <w:rPr>
+                <w:rFonts w:ascii="Arial" w:cs="Arial" w:eastAsia="Arial" w:hAnsi="Arial"/>
+                <w:sz w:val="20"/>
+                <w:szCs w:val="20"/>
+              </w:rPr>
+              <w:br/>
+              <w:t xml:space="preserve"/>
+            </w:r>
+            <w:r>
+              <w:rPr>
+                <w:rFonts w:ascii="Arial" w:cs="Arial" w:eastAsia="Arial" w:hAnsi="Arial"/>
+                <w:b w:val="false"/>
+                <w:bCs w:val="false"/>
+                <w:i w:val="false"/>
+                <w:iCs w:val="false"/>
+                <w:color w:val="000000"/>
+                <w:sz w:val="20"/>
+                <w:szCs w:val="20"/>
+              </w:rPr>
+              <w:t xml:space="preserve">    • Scene Management   •   Menu Flow   •   Button Actions   •   Async Loading   •   Setup Scenes   •   Add to Build Settings</w:t>
+            </w:r>
+            <w:r>
+              <w:rPr>
+                <w:rFonts w:ascii="Arial" w:cs="Arial" w:eastAsia="Arial" w:hAnsi="Arial"/>
+                <w:sz w:val="20"/>
+                <w:szCs w:val="20"/>
+              </w:rPr>
+              <w:br/>
+              <w:t xml:space="preserve"/>
+            </w:r>
+            <w:r>
+              <w:rPr>
+                <w:rFonts w:ascii="Arial" w:cs="Arial" w:eastAsia="Arial" w:hAnsi="Arial"/>
+                <w:sz w:val="20"/>
+                <w:szCs w:val="20"/>
+              </w:rPr>
+              <w:br/>
+              <w:t xml:space="preserve"/>
+            </w:r>
+            <w:r>
+              <w:rPr>
+                <w:rFonts w:ascii="Arial" w:cs="Arial" w:eastAsia="Arial" w:hAnsi="Arial"/>
+                <w:b w:val="false"/>
+                <w:bCs w:val="false"/>
+                <w:i/>
+                <w:iCs/>
+                <w:color w:val="444444"/>
+                <w:sz w:val="20"/>
+                <w:szCs w:val="20"/>
+              </w:rPr>
+              <w:t xml:space="preserve">Today's Goal: By the end of class you will be able to build a functional main menu and load scenes from buttons.</w:t>
+            </w:r>
+            <w:r>
+              <w:rPr>
+                <w:rFonts w:ascii="Arial" w:cs="Arial" w:eastAsia="Arial" w:hAnsi="Arial"/>
+                <w:sz w:val="20"/>
+                <w:szCs w:val="20"/>
+              </w:rPr>
+              <w:br/>
+              <w:t xml:space="preserve"/>
+            </w:r>
+            <w:r>
+              <w:rPr>
+                <w:rFonts w:ascii="Arial" w:cs="Arial" w:eastAsia="Arial" w:hAnsi="Arial"/>
+                <w:b w:val="false"/>
+                <w:bCs w:val="false"/>
+                <w:i/>
+                <w:iCs/>
+                <w:color w:val="555555"/>
+                <w:sz w:val="20"/>
+                <w:szCs w:val="20"/>
+              </w:rPr>
+              <w:t xml:space="preserve">→ Pair-share your response, then 2–3 students share with the class.</w:t>
             </w:r>
           </w:p>
         </w:tc>
@@ -319,9 +515,9 @@
               <w:right w:val="single" w:color="CCCCCC" w:sz="1"/>
             </w:tcBorders>
             <w:tcMar>
-              <w:top w:type="dxa" w:w="60"/>
+              <w:top w:type="dxa" w:w="80"/>
               <w:left w:type="dxa" w:w="120"/>
-              <w:bottom w:type="dxa" w:w="60"/>
+              <w:bottom w:type="dxa" w:w="80"/>
               <w:right w:type="dxa" w:w="120"/>
             </w:tcMar>
           </w:tcPr>
@@ -348,20 +544,261 @@
               <w:right w:val="single" w:color="CCCCCC" w:sz="1"/>
             </w:tcBorders>
             <w:tcMar>
-              <w:top w:type="dxa" w:w="60"/>
+              <w:top w:type="dxa" w:w="80"/>
               <w:left w:type="dxa" w:w="120"/>
-              <w:bottom w:type="dxa" w:w="60"/>
+              <w:bottom w:type="dxa" w:w="80"/>
               <w:right w:type="dxa" w:w="120"/>
             </w:tcMar>
           </w:tcPr>
           <w:p>
-            <w:r>
-              <w:rPr>
-                <w:rFonts w:ascii="Arial" w:cs="Arial" w:eastAsia="Arial" w:hAnsi="Arial"/>
-                <w:sz w:val="20"/>
-                <w:szCs w:val="20"/>
-              </w:rPr>
-              <w:t xml:space="preserve">Mini Lesson: Main Menu &amp; Scene Management</w:t>
+            <w:pPr>
+              <w:spacing w:after="80" w:before="80"/>
+            </w:pPr>
+            <w:r>
+              <w:rPr>
+                <w:rFonts w:ascii="Arial" w:cs="Arial" w:eastAsia="Arial" w:hAnsi="Arial"/>
+                <w:b/>
+                <w:bCs/>
+                <w:i w:val="false"/>
+                <w:iCs w:val="false"/>
+                <w:color w:val="000000"/>
+                <w:sz w:val="22"/>
+                <w:szCs w:val="22"/>
+              </w:rPr>
+              <w:t xml:space="preserve">Mini Lesson: </w:t>
+            </w:r>
+            <w:r>
+              <w:rPr>
+                <w:rFonts w:ascii="Arial" w:cs="Arial" w:eastAsia="Arial" w:hAnsi="Arial"/>
+                <w:b w:val="false"/>
+                <w:bCs w:val="false"/>
+                <w:i w:val="false"/>
+                <w:iCs w:val="false"/>
+                <w:color w:val="000000"/>
+                <w:sz w:val="22"/>
+                <w:szCs w:val="22"/>
+              </w:rPr>
+              <w:t xml:space="preserve">Main Menu &amp; Scene Management</w:t>
+            </w:r>
+            <w:r>
+              <w:rPr>
+                <w:rFonts w:ascii="Arial" w:cs="Arial" w:eastAsia="Arial" w:hAnsi="Arial"/>
+                <w:sz w:val="20"/>
+                <w:szCs w:val="20"/>
+              </w:rPr>
+              <w:br/>
+              <w:t xml:space="preserve"/>
+            </w:r>
+            <w:r>
+              <w:rPr>
+                <w:rFonts w:ascii="Arial" w:cs="Arial" w:eastAsia="Arial" w:hAnsi="Arial"/>
+                <w:sz w:val="20"/>
+                <w:szCs w:val="20"/>
+              </w:rPr>
+              <w:br/>
+              <w:t xml:space="preserve"/>
+            </w:r>
+            <w:r>
+              <w:rPr>
+                <w:rFonts w:ascii="Arial" w:cs="Arial" w:eastAsia="Arial" w:hAnsi="Arial"/>
+                <w:b/>
+                <w:bCs/>
+                <w:i/>
+                <w:iCs/>
+                <w:color w:val="000000"/>
+                <w:sz w:val="20"/>
+                <w:szCs w:val="20"/>
+              </w:rPr>
+              <w:t xml:space="preserve">Learning Target: </w:t>
+            </w:r>
+            <w:r>
+              <w:rPr>
+                <w:rFonts w:ascii="Arial" w:cs="Arial" w:eastAsia="Arial" w:hAnsi="Arial"/>
+                <w:b w:val="false"/>
+                <w:bCs w:val="false"/>
+                <w:i/>
+                <w:iCs/>
+                <w:color w:val="333333"/>
+                <w:sz w:val="20"/>
+                <w:szCs w:val="20"/>
+              </w:rPr>
+              <w:t xml:space="preserve">I can build a functional main menu and load scenes from buttons.</w:t>
+            </w:r>
+            <w:r>
+              <w:rPr>
+                <w:rFonts w:ascii="Arial" w:cs="Arial" w:eastAsia="Arial" w:hAnsi="Arial"/>
+                <w:sz w:val="20"/>
+                <w:szCs w:val="20"/>
+              </w:rPr>
+              <w:br/>
+              <w:t xml:space="preserve"/>
+            </w:r>
+            <w:r>
+              <w:rPr>
+                <w:rFonts w:ascii="Arial" w:cs="Arial" w:eastAsia="Arial" w:hAnsi="Arial"/>
+                <w:sz w:val="20"/>
+                <w:szCs w:val="20"/>
+              </w:rPr>
+              <w:br/>
+              <w:t xml:space="preserve"/>
+            </w:r>
+            <w:r>
+              <w:rPr>
+                <w:rFonts w:ascii="Arial" w:cs="Arial" w:eastAsia="Arial" w:hAnsi="Arial"/>
+                <w:b w:val="false"/>
+                <w:bCs w:val="false"/>
+                <w:i w:val="false"/>
+                <w:iCs w:val="false"/>
+                <w:color w:val="000000"/>
+                <w:sz w:val="20"/>
+                <w:szCs w:val="20"/>
+              </w:rPr>
+              <w:t xml:space="preserve">Scene Management: Switch between menu, gameplay, and other scenes using SceneManager.</w:t>
+            </w:r>
+            <w:r>
+              <w:rPr>
+                <w:rFonts w:ascii="Arial" w:cs="Arial" w:eastAsia="Arial" w:hAnsi="Arial"/>
+                <w:sz w:val="20"/>
+                <w:szCs w:val="20"/>
+              </w:rPr>
+              <w:br/>
+              <w:t xml:space="preserve"/>
+            </w:r>
+            <w:r>
+              <w:rPr>
+                <w:rFonts w:ascii="Arial" w:cs="Arial" w:eastAsia="Arial" w:hAnsi="Arial"/>
+                <w:b w:val="false"/>
+                <w:bCs w:val="false"/>
+                <w:i w:val="false"/>
+                <w:iCs w:val="false"/>
+                <w:color w:val="000000"/>
+                <w:sz w:val="20"/>
+                <w:szCs w:val="20"/>
+              </w:rPr>
+              <w:t xml:space="preserve">Menu Flow: Main Menu → Gameplay Scene, or Pause Menu (overlay) → Resume/Quit.</w:t>
+            </w:r>
+            <w:r>
+              <w:rPr>
+                <w:rFonts w:ascii="Arial" w:cs="Arial" w:eastAsia="Arial" w:hAnsi="Arial"/>
+                <w:sz w:val="20"/>
+                <w:szCs w:val="20"/>
+              </w:rPr>
+              <w:br/>
+              <w:t xml:space="preserve"/>
+            </w:r>
+            <w:r>
+              <w:rPr>
+                <w:rFonts w:ascii="Arial" w:cs="Arial" w:eastAsia="Arial" w:hAnsi="Arial"/>
+                <w:sz w:val="20"/>
+                <w:szCs w:val="20"/>
+              </w:rPr>
+              <w:br/>
+              <w:t xml:space="preserve"/>
+            </w:r>
+            <w:r>
+              <w:rPr>
+                <w:rFonts w:ascii="Arial" w:cs="Arial" w:eastAsia="Arial" w:hAnsi="Arial"/>
+                <w:b/>
+                <w:bCs/>
+                <w:i w:val="false"/>
+                <w:iCs w:val="false"/>
+                <w:color w:val="000000"/>
+                <w:sz w:val="20"/>
+                <w:szCs w:val="20"/>
+              </w:rPr>
+              <w:t xml:space="preserve">Vocabulary: </w:t>
+            </w:r>
+            <w:r>
+              <w:rPr>
+                <w:rFonts w:ascii="Arial" w:cs="Arial" w:eastAsia="Arial" w:hAnsi="Arial"/>
+                <w:b w:val="false"/>
+                <w:bCs w:val="false"/>
+                <w:i w:val="false"/>
+                <w:iCs w:val="false"/>
+                <w:color w:val="000000"/>
+                <w:sz w:val="20"/>
+                <w:szCs w:val="20"/>
+              </w:rPr>
+              <w:t xml:space="preserve">Scene Management, Menu Flow, Button Actions, Async Loading, Setup Scenes, Add to Build Settings</w:t>
+            </w:r>
+            <w:r>
+              <w:rPr>
+                <w:rFonts w:ascii="Arial" w:cs="Arial" w:eastAsia="Arial" w:hAnsi="Arial"/>
+                <w:sz w:val="20"/>
+                <w:szCs w:val="20"/>
+              </w:rPr>
+              <w:br/>
+              <w:t xml:space="preserve"/>
+            </w:r>
+            <w:r>
+              <w:rPr>
+                <w:rFonts w:ascii="Arial" w:cs="Arial" w:eastAsia="Arial" w:hAnsi="Arial"/>
+                <w:sz w:val="20"/>
+                <w:szCs w:val="20"/>
+              </w:rPr>
+              <w:br/>
+              <w:t xml:space="preserve"/>
+            </w:r>
+            <w:r>
+              <w:rPr>
+                <w:rFonts w:ascii="Arial" w:cs="Arial" w:eastAsia="Arial" w:hAnsi="Arial"/>
+                <w:b/>
+                <w:bCs/>
+                <w:i/>
+                <w:iCs/>
+                <w:color w:val="555555"/>
+                <w:sz w:val="20"/>
+                <w:szCs w:val="20"/>
+              </w:rPr>
+              <w:t xml:space="preserve">→ Live Demo — </w:t>
+            </w:r>
+            <w:r>
+              <w:rPr>
+                <w:rFonts w:ascii="Arial" w:cs="Arial" w:eastAsia="Arial" w:hAnsi="Arial"/>
+                <w:b w:val="false"/>
+                <w:bCs w:val="false"/>
+                <w:i/>
+                <w:iCs/>
+                <w:color w:val="555555"/>
+                <w:sz w:val="20"/>
+                <w:szCs w:val="20"/>
+              </w:rPr>
+              <w:t xml:space="preserve">type examples as students follow along in their own editor.</w:t>
+            </w:r>
+            <w:r>
+              <w:rPr>
+                <w:rFonts w:ascii="Arial" w:cs="Arial" w:eastAsia="Arial" w:hAnsi="Arial"/>
+                <w:sz w:val="20"/>
+                <w:szCs w:val="20"/>
+              </w:rPr>
+              <w:br/>
+              <w:t xml:space="preserve"/>
+            </w:r>
+            <w:r>
+              <w:rPr>
+                <w:rFonts w:ascii="Arial" w:cs="Arial" w:eastAsia="Arial" w:hAnsi="Arial"/>
+                <w:b/>
+                <w:bCs/>
+                <w:i/>
+                <w:iCs/>
+                <w:color w:val="555555"/>
+                <w:sz w:val="20"/>
+                <w:szCs w:val="20"/>
+              </w:rPr>
+              <w:t xml:space="preserve">→ Check for Understanding: </w:t>
+            </w:r>
+            <w:r>
+              <w:rPr>
+                <w:rFonts w:ascii="Arial" w:cs="Arial" w:eastAsia="Arial" w:hAnsi="Arial"/>
+                <w:b w:val="false"/>
+                <w:bCs w:val="false"/>
+                <w:i/>
+                <w:iCs/>
+                <w:color w:val="555555"/>
+                <w:sz w:val="20"/>
+                <w:szCs w:val="20"/>
+              </w:rPr>
+              <w:t xml:space="preserve">pause and cold-call: “Can someone explain what we just did in their own words?”</w:t>
             </w:r>
           </w:p>
         </w:tc>
@@ -377,9 +814,9 @@
               <w:right w:val="single" w:color="CCCCCC" w:sz="1"/>
             </w:tcBorders>
             <w:tcMar>
-              <w:top w:type="dxa" w:w="60"/>
+              <w:top w:type="dxa" w:w="80"/>
               <w:left w:type="dxa" w:w="120"/>
-              <w:bottom w:type="dxa" w:w="60"/>
+              <w:bottom w:type="dxa" w:w="80"/>
               <w:right w:type="dxa" w:w="120"/>
             </w:tcMar>
           </w:tcPr>
@@ -406,20 +843,90 @@
               <w:right w:val="single" w:color="CCCCCC" w:sz="1"/>
             </w:tcBorders>
             <w:tcMar>
-              <w:top w:type="dxa" w:w="60"/>
+              <w:top w:type="dxa" w:w="80"/>
               <w:left w:type="dxa" w:w="120"/>
-              <w:bottom w:type="dxa" w:w="60"/>
+              <w:bottom w:type="dxa" w:w="80"/>
               <w:right w:type="dxa" w:w="120"/>
             </w:tcMar>
           </w:tcPr>
           <w:p>
-            <w:r>
-              <w:rPr>
-                <w:rFonts w:ascii="Arial" w:cs="Arial" w:eastAsia="Arial" w:hAnsi="Arial"/>
-                <w:sz w:val="20"/>
-                <w:szCs w:val="20"/>
+            <w:pPr>
+              <w:spacing w:after="80" w:before="80"/>
+            </w:pPr>
+            <w:r>
+              <w:rPr>
+                <w:rFonts w:ascii="Arial" w:cs="Arial" w:eastAsia="Arial" w:hAnsi="Arial"/>
+                <w:b/>
+                <w:bCs/>
+                <w:i w:val="false"/>
+                <w:iCs w:val="false"/>
+                <w:color w:val="000000"/>
+                <w:sz w:val="22"/>
+                <w:szCs w:val="22"/>
               </w:rPr>
               <w:t xml:space="preserve">Guided Practice</w:t>
+            </w:r>
+            <w:r>
+              <w:rPr>
+                <w:rFonts w:ascii="Arial" w:cs="Arial" w:eastAsia="Arial" w:hAnsi="Arial"/>
+                <w:sz w:val="20"/>
+                <w:szCs w:val="20"/>
+              </w:rPr>
+              <w:br/>
+              <w:t xml:space="preserve"/>
+            </w:r>
+            <w:r>
+              <w:rPr>
+                <w:rFonts w:ascii="Arial" w:cs="Arial" w:eastAsia="Arial" w:hAnsi="Arial"/>
+                <w:sz w:val="20"/>
+                <w:szCs w:val="20"/>
+              </w:rPr>
+              <w:br/>
+              <w:t xml:space="preserve"/>
+            </w:r>
+            <w:r>
+              <w:rPr>
+                <w:rFonts w:ascii="Arial" w:cs="Arial" w:eastAsia="Arial" w:hAnsi="Arial"/>
+                <w:b w:val="false"/>
+                <w:bCs w:val="false"/>
+                <w:i w:val="false"/>
+                <w:iCs w:val="false"/>
+                <w:color w:val="000000"/>
+                <w:sz w:val="20"/>
+                <w:szCs w:val="20"/>
+              </w:rPr>
+              <w:t xml:space="preserve">2. Scene Transitions:</w:t>
+            </w:r>
+            <w:r>
+              <w:rPr>
+                <w:rFonts w:ascii="Arial" w:cs="Arial" w:eastAsia="Arial" w:hAnsi="Arial"/>
+                <w:sz w:val="20"/>
+                <w:szCs w:val="20"/>
+              </w:rPr>
+              <w:br/>
+              <w:t xml:space="preserve"/>
+            </w:r>
+            <w:r>
+              <w:rPr>
+                <w:rFonts w:ascii="Arial" w:cs="Arial" w:eastAsia="Arial" w:hAnsi="Arial"/>
+                <w:sz w:val="20"/>
+                <w:szCs w:val="20"/>
+              </w:rPr>
+              <w:br/>
+              <w:t xml:space="preserve"/>
+            </w:r>
+            <w:r>
+              <w:rPr>
+                <w:rFonts w:ascii="Arial" w:cs="Arial" w:eastAsia="Arial" w:hAnsi="Arial"/>
+                <w:b w:val="false"/>
+                <w:bCs w:val="false"/>
+                <w:i/>
+                <w:iCs/>
+                <w:color w:val="555555"/>
+                <w:sz w:val="20"/>
+                <w:szCs w:val="20"/>
+              </w:rPr>
+              <w:t xml:space="preserve">→ Teacher models — students try alongside, then compare results.</w:t>
             </w:r>
           </w:p>
         </w:tc>
@@ -435,9 +942,9 @@
               <w:right w:val="single" w:color="CCCCCC" w:sz="1"/>
             </w:tcBorders>
             <w:tcMar>
-              <w:top w:type="dxa" w:w="60"/>
+              <w:top w:type="dxa" w:w="80"/>
               <w:left w:type="dxa" w:w="120"/>
-              <w:bottom w:type="dxa" w:w="60"/>
+              <w:bottom w:type="dxa" w:w="80"/>
               <w:right w:type="dxa" w:w="120"/>
             </w:tcMar>
           </w:tcPr>
@@ -450,7 +957,7 @@
                 <w:sz w:val="20"/>
                 <w:szCs w:val="20"/>
               </w:rPr>
-              <w:t xml:space="preserve">15-20 min</w:t>
+              <w:t xml:space="preserve">15–20 min</w:t>
             </w:r>
           </w:p>
         </w:tc>
@@ -464,20 +971,81 @@
               <w:right w:val="single" w:color="CCCCCC" w:sz="1"/>
             </w:tcBorders>
             <w:tcMar>
-              <w:top w:type="dxa" w:w="60"/>
+              <w:top w:type="dxa" w:w="80"/>
               <w:left w:type="dxa" w:w="120"/>
-              <w:bottom w:type="dxa" w:w="60"/>
+              <w:bottom w:type="dxa" w:w="80"/>
               <w:right w:type="dxa" w:w="120"/>
             </w:tcMar>
           </w:tcPr>
           <w:p>
-            <w:r>
-              <w:rPr>
-                <w:rFonts w:ascii="Arial" w:cs="Arial" w:eastAsia="Arial" w:hAnsi="Arial"/>
-                <w:sz w:val="20"/>
-                <w:szCs w:val="20"/>
-              </w:rPr>
-              <w:t xml:space="preserve">Independent Practice / Build Time</w:t>
+            <w:pPr>
+              <w:spacing w:after="80" w:before="80"/>
+            </w:pPr>
+            <w:r>
+              <w:rPr>
+                <w:rFonts w:ascii="Arial" w:cs="Arial" w:eastAsia="Arial" w:hAnsi="Arial"/>
+                <w:b/>
+                <w:bCs/>
+                <w:i w:val="false"/>
+                <w:iCs w:val="false"/>
+                <w:color w:val="000000"/>
+                <w:sz w:val="22"/>
+                <w:szCs w:val="22"/>
+              </w:rPr>
+              <w:t xml:space="preserve">Independent Practice / Code Along</w:t>
+            </w:r>
+            <w:r>
+              <w:rPr>
+                <w:rFonts w:ascii="Arial" w:cs="Arial" w:eastAsia="Arial" w:hAnsi="Arial"/>
+                <w:sz w:val="20"/>
+                <w:szCs w:val="20"/>
+              </w:rPr>
+              <w:br/>
+              <w:t xml:space="preserve"/>
+            </w:r>
+            <w:r>
+              <w:rPr>
+                <w:rFonts w:ascii="Arial" w:cs="Arial" w:eastAsia="Arial" w:hAnsi="Arial"/>
+                <w:b w:val="false"/>
+                <w:bCs w:val="false"/>
+                <w:i w:val="false"/>
+                <w:iCs w:val="false"/>
+                <w:color w:val="000000"/>
+                <w:sz w:val="20"/>
+                <w:szCs w:val="20"/>
+              </w:rPr>
+              <w:t xml:space="preserve">    Work through problems from the day's exercise set.</w:t>
+            </w:r>
+            <w:r>
+              <w:rPr>
+                <w:rFonts w:ascii="Arial" w:cs="Arial" w:eastAsia="Arial" w:hAnsi="Arial"/>
+                <w:sz w:val="20"/>
+                <w:szCs w:val="20"/>
+              </w:rPr>
+              <w:br/>
+              <w:t xml:space="preserve"/>
+            </w:r>
+            <w:r>
+              <w:rPr>
+                <w:rFonts w:ascii="Arial" w:cs="Arial" w:eastAsia="Arial" w:hAnsi="Arial"/>
+                <w:sz w:val="20"/>
+                <w:szCs w:val="20"/>
+              </w:rPr>
+              <w:br/>
+              <w:t xml:space="preserve"/>
+            </w:r>
+            <w:r>
+              <w:rPr>
+                <w:rFonts w:ascii="Arial" w:cs="Arial" w:eastAsia="Arial" w:hAnsi="Arial"/>
+                <w:b w:val="false"/>
+                <w:bCs w:val="false"/>
+                <w:i/>
+                <w:iCs/>
+                <w:color w:val="555555"/>
+                <w:sz w:val="20"/>
+                <w:szCs w:val="20"/>
+              </w:rPr>
+              <w:t xml:space="preserve">→ Teacher circulates — offer hints, check for understanding.</w:t>
             </w:r>
           </w:p>
         </w:tc>
@@ -493,9 +1061,9 @@
               <w:right w:val="single" w:color="CCCCCC" w:sz="1"/>
             </w:tcBorders>
             <w:tcMar>
-              <w:top w:type="dxa" w:w="60"/>
+              <w:top w:type="dxa" w:w="80"/>
               <w:left w:type="dxa" w:w="120"/>
-              <w:bottom w:type="dxa" w:w="60"/>
+              <w:bottom w:type="dxa" w:w="80"/>
               <w:right w:type="dxa" w:w="120"/>
             </w:tcMar>
           </w:tcPr>
@@ -522,20 +1090,90 @@
               <w:right w:val="single" w:color="CCCCCC" w:sz="1"/>
             </w:tcBorders>
             <w:tcMar>
-              <w:top w:type="dxa" w:w="60"/>
+              <w:top w:type="dxa" w:w="80"/>
               <w:left w:type="dxa" w:w="120"/>
-              <w:bottom w:type="dxa" w:w="60"/>
+              <w:bottom w:type="dxa" w:w="80"/>
               <w:right w:type="dxa" w:w="120"/>
             </w:tcMar>
           </w:tcPr>
           <w:p>
-            <w:r>
-              <w:rPr>
-                <w:rFonts w:ascii="Arial" w:cs="Arial" w:eastAsia="Arial" w:hAnsi="Arial"/>
-                <w:sz w:val="20"/>
-                <w:szCs w:val="20"/>
+            <w:pPr>
+              <w:spacing w:after="80" w:before="80"/>
+            </w:pPr>
+            <w:r>
+              <w:rPr>
+                <w:rFonts w:ascii="Arial" w:cs="Arial" w:eastAsia="Arial" w:hAnsi="Arial"/>
+                <w:b/>
+                <w:bCs/>
+                <w:i w:val="false"/>
+                <w:iCs w:val="false"/>
+                <w:color w:val="000000"/>
+                <w:sz w:val="22"/>
+                <w:szCs w:val="22"/>
               </w:rPr>
               <w:t xml:space="preserve">Exit Ticket / Wrap-Up</w:t>
+            </w:r>
+            <w:r>
+              <w:rPr>
+                <w:rFonts w:ascii="Arial" w:cs="Arial" w:eastAsia="Arial" w:hAnsi="Arial"/>
+                <w:sz w:val="20"/>
+                <w:szCs w:val="20"/>
+              </w:rPr>
+              <w:br/>
+              <w:t xml:space="preserve"/>
+            </w:r>
+            <w:r>
+              <w:rPr>
+                <w:rFonts w:ascii="Arial" w:cs="Arial" w:eastAsia="Arial" w:hAnsi="Arial"/>
+                <w:sz w:val="20"/>
+                <w:szCs w:val="20"/>
+              </w:rPr>
+              <w:br/>
+              <w:t xml:space="preserve"/>
+            </w:r>
+            <w:r>
+              <w:rPr>
+                <w:rFonts w:ascii="Arial" w:cs="Arial" w:eastAsia="Arial" w:hAnsi="Arial"/>
+                <w:b w:val="false"/>
+                <w:bCs w:val="false"/>
+                <w:i w:val="false"/>
+                <w:iCs w:val="false"/>
+                <w:color w:val="000000"/>
+                <w:sz w:val="20"/>
+                <w:szCs w:val="20"/>
+              </w:rPr>
+              <w:t xml:space="preserve">Quick Check: Build a functional main menu and load scenes from buttons?</w:t>
+            </w:r>
+            <w:r>
+              <w:rPr>
+                <w:rFonts w:ascii="Arial" w:cs="Arial" w:eastAsia="Arial" w:hAnsi="Arial"/>
+                <w:sz w:val="20"/>
+                <w:szCs w:val="20"/>
+              </w:rPr>
+              <w:br/>
+              <w:t xml:space="preserve"/>
+            </w:r>
+            <w:r>
+              <w:rPr>
+                <w:rFonts w:ascii="Arial" w:cs="Arial" w:eastAsia="Arial" w:hAnsi="Arial"/>
+                <w:sz w:val="20"/>
+                <w:szCs w:val="20"/>
+              </w:rPr>
+              <w:br/>
+              <w:t xml:space="preserve"/>
+            </w:r>
+            <w:r>
+              <w:rPr>
+                <w:rFonts w:ascii="Arial" w:cs="Arial" w:eastAsia="Arial" w:hAnsi="Arial"/>
+                <w:b w:val="false"/>
+                <w:bCs w:val="false"/>
+                <w:i/>
+                <w:iCs/>
+                <w:color w:val="555555"/>
+                <w:sz w:val="20"/>
+                <w:szCs w:val="20"/>
+              </w:rPr>
+              <w:t xml:space="preserve">→ 3–2–1: Name 3 things learned, 2 new vocab words, 1 question you still have.</w:t>
             </w:r>
           </w:p>
         </w:tc>

--- a/Video Game Design - year/Unit 5 - Game Design Principles & UI/Daily Lesson Plans/Word/Day 13.docx
+++ b/Video Game Design - year/Unit 5 - Game Design Principles & UI/Daily Lesson Plans/Word/Day 13.docx
@@ -380,7 +380,7 @@
                 <w:sz w:val="20"/>
                 <w:szCs w:val="20"/>
               </w:rPr>
-              <w:t xml:space="preserve">    What do you already know about how to build a functional main menu and load scenes from buttons?</w:t>
+              <w:t xml:space="preserve">    If you were going to build a functional main menu and load scenes from buttons, what pieces or steps would you need? Brainstorm a quick list.</w:t>
             </w:r>
             <w:r>
               <w:rPr>
@@ -477,7 +477,7 @@
                 <w:sz w:val="20"/>
                 <w:szCs w:val="20"/>
               </w:rPr>
-              <w:t xml:space="preserve">Today's Goal: By the end of class you will be able to build a functional main menu and load scenes from buttons.</w:t>
+              <w:t xml:space="preserve">Today’s Goal: By the end of class you will be able to build a functional main menu and load scenes from buttons.</w:t>
             </w:r>
             <w:r>
               <w:rPr>
@@ -1142,7 +1142,7 @@
                 <w:sz w:val="20"/>
                 <w:szCs w:val="20"/>
               </w:rPr>
-              <w:t xml:space="preserve">Quick Check: Build a functional main menu and load scenes from buttons?</w:t>
+              <w:t xml:space="preserve">What are the 2-3 most important steps when you build a functional main menu and load scenes from buttons? What could go wrong if you skip one?</w:t>
             </w:r>
             <w:r>
               <w:rPr>

--- a/Video Game Design - year/Unit 5 - Game Design Principles & UI/Daily Lesson Plans/Word/Day 13.docx
+++ b/Video Game Design - year/Unit 5 - Game Design Principles & UI/Daily Lesson Plans/Word/Day 13.docx
@@ -446,7 +446,7 @@
                 <w:sz w:val="20"/>
                 <w:szCs w:val="20"/>
               </w:rPr>
-              <w:t xml:space="preserve">    • Scene Management   •   Menu Flow   •   Button Actions   •   Async Loading   •   Setup Scenes   •   Add to Build Settings</w:t>
+              <w:t xml:space="preserve">    • Scene Management   •   Menu Flow   •   Button Actions   •   Async Loading</w:t>
             </w:r>
             <w:r>
               <w:rPr>
@@ -719,7 +719,7 @@
                 <w:sz w:val="20"/>
                 <w:szCs w:val="20"/>
               </w:rPr>
-              <w:t xml:space="preserve">Scene Management, Menu Flow, Button Actions, Async Loading, Setup Scenes, Add to Build Settings</w:t>
+              <w:t xml:space="preserve">Scene Management, Menu Flow, Button Actions, Async Loading</w:t>
             </w:r>
             <w:r>
               <w:rPr>
@@ -1006,6 +1006,19 @@
             <w:r>
               <w:rPr>
                 <w:rFonts w:ascii="Arial" w:cs="Arial" w:eastAsia="Arial" w:hAnsi="Arial"/>
+                <w:b/>
+                <w:bCs/>
+                <w:i w:val="false"/>
+                <w:iCs w:val="false"/>
+                <w:color w:val="000000"/>
+                <w:sz w:val="20"/>
+                <w:szCs w:val="20"/>
+              </w:rPr>
+              <w:t xml:space="preserve">    Beginner: </w:t>
+            </w:r>
+            <w:r>
+              <w:rPr>
+                <w:rFonts w:ascii="Arial" w:cs="Arial" w:eastAsia="Arial" w:hAnsi="Arial"/>
                 <w:b w:val="false"/>
                 <w:bCs w:val="false"/>
                 <w:i w:val="false"/>
@@ -1014,7 +1027,77 @@
                 <w:sz w:val="20"/>
                 <w:szCs w:val="20"/>
               </w:rPr>
-              <w:t xml:space="preserve">    Work through problems from the day's exercise set.</w:t>
+              <w:t xml:space="preserve">Create a simple main menu with Play and Quit buttons that actually load a game scene or quit.</w:t>
+            </w:r>
+            <w:r>
+              <w:rPr>
+                <w:rFonts w:ascii="Arial" w:cs="Arial" w:eastAsia="Arial" w:hAnsi="Arial"/>
+                <w:sz w:val="20"/>
+                <w:szCs w:val="20"/>
+              </w:rPr>
+              <w:br/>
+              <w:t xml:space="preserve"/>
+            </w:r>
+            <w:r>
+              <w:rPr>
+                <w:rFonts w:ascii="Arial" w:cs="Arial" w:eastAsia="Arial" w:hAnsi="Arial"/>
+                <w:b/>
+                <w:bCs/>
+                <w:i w:val="false"/>
+                <w:iCs w:val="false"/>
+                <w:color w:val="000000"/>
+                <w:sz w:val="20"/>
+                <w:szCs w:val="20"/>
+              </w:rPr>
+              <w:t xml:space="preserve">    Intermediate: </w:t>
+            </w:r>
+            <w:r>
+              <w:rPr>
+                <w:rFonts w:ascii="Arial" w:cs="Arial" w:eastAsia="Arial" w:hAnsi="Arial"/>
+                <w:b w:val="false"/>
+                <w:bCs w:val="false"/>
+                <w:i w:val="false"/>
+                <w:iCs w:val="false"/>
+                <w:color w:val="000000"/>
+                <w:sz w:val="20"/>
+                <w:szCs w:val="20"/>
+              </w:rPr>
+              <w:t xml:space="preserve">Build a complete menu flow: Main → Settings → Audio (submenu) → Back to Settings → Back to Main.</w:t>
+            </w:r>
+            <w:r>
+              <w:rPr>
+                <w:rFonts w:ascii="Arial" w:cs="Arial" w:eastAsia="Arial" w:hAnsi="Arial"/>
+                <w:sz w:val="20"/>
+                <w:szCs w:val="20"/>
+              </w:rPr>
+              <w:br/>
+              <w:t xml:space="preserve"/>
+            </w:r>
+            <w:r>
+              <w:rPr>
+                <w:rFonts w:ascii="Arial" w:cs="Arial" w:eastAsia="Arial" w:hAnsi="Arial"/>
+                <w:b/>
+                <w:bCs/>
+                <w:i w:val="false"/>
+                <w:iCs w:val="false"/>
+                <w:color w:val="000000"/>
+                <w:sz w:val="20"/>
+                <w:szCs w:val="20"/>
+              </w:rPr>
+              <w:t xml:space="preserve">    Challenge: </w:t>
+            </w:r>
+            <w:r>
+              <w:rPr>
+                <w:rFonts w:ascii="Arial" w:cs="Arial" w:eastAsia="Arial" w:hAnsi="Arial"/>
+                <w:b w:val="false"/>
+                <w:bCs w:val="false"/>
+                <w:i w:val="false"/>
+                <w:iCs w:val="false"/>
+                <w:color w:val="000000"/>
+                <w:sz w:val="20"/>
+                <w:szCs w:val="20"/>
+              </w:rPr>
+              <w:t xml:space="preserve">Implement an async scene loader that shows a loading progress bar while the scene loads in background.</w:t>
             </w:r>
             <w:r>
               <w:rPr>
@@ -1253,266 +1336,6 @@
           <w:szCs w:val="20"/>
         </w:rPr>
         <w:t xml:space="preserve">Async Loading: Load scenes in background without freezing game.</w:t>
-      </w:r>
-    </w:p>
-    <w:p>
-      <w:pPr>
-        <w:spacing w:after="60"/>
-      </w:pPr>
-      <w:r>
-        <w:rPr>
-          <w:rFonts w:ascii="Arial" w:cs="Arial" w:eastAsia="Arial" w:hAnsi="Arial"/>
-          <w:sz w:val="20"/>
-          <w:szCs w:val="20"/>
-        </w:rPr>
-        <w:t xml:space="preserve">1. Setup Scenes:</w:t>
-      </w:r>
-    </w:p>
-    <w:p>
-      <w:pPr>
-        <w:spacing w:after="60"/>
-      </w:pPr>
-      <w:r>
-        <w:rPr>
-          <w:rFonts w:ascii="Arial" w:cs="Arial" w:eastAsia="Arial" w:hAnsi="Arial"/>
-          <w:sz w:val="20"/>
-          <w:szCs w:val="20"/>
-        </w:rPr>
-        <w:t xml:space="preserve">- Create "MainMenu" scene with buttons</w:t>
-      </w:r>
-    </w:p>
-    <w:p>
-      <w:pPr>
-        <w:spacing w:after="60"/>
-      </w:pPr>
-      <w:r>
-        <w:rPr>
-          <w:rFonts w:ascii="Arial" w:cs="Arial" w:eastAsia="Arial" w:hAnsi="Arial"/>
-          <w:sz w:val="20"/>
-          <w:szCs w:val="20"/>
-        </w:rPr>
-        <w:t xml:space="preserve">- Create "GameScene" with game objects</w:t>
-      </w:r>
-    </w:p>
-    <w:p>
-      <w:pPr>
-        <w:spacing w:after="60"/>
-      </w:pPr>
-      <w:r>
-        <w:rPr>
-          <w:rFonts w:ascii="Arial" w:cs="Arial" w:eastAsia="Arial" w:hAnsi="Arial"/>
-          <w:sz w:val="20"/>
-          <w:szCs w:val="20"/>
-        </w:rPr>
-        <w:t xml:space="preserve">- Save both</w:t>
-      </w:r>
-    </w:p>
-    <w:p>
-      <w:pPr>
-        <w:spacing w:after="60"/>
-      </w:pPr>
-      <w:r>
-        <w:rPr>
-          <w:rFonts w:ascii="Arial" w:cs="Arial" w:eastAsia="Arial" w:hAnsi="Arial"/>
-          <w:sz w:val="20"/>
-          <w:szCs w:val="20"/>
-        </w:rPr>
-        <w:t xml:space="preserve">2. Add to Build Settings:</w:t>
-      </w:r>
-    </w:p>
-    <w:p>
-      <w:pPr>
-        <w:spacing w:after="60"/>
-      </w:pPr>
-      <w:r>
-        <w:rPr>
-          <w:rFonts w:ascii="Arial" w:cs="Arial" w:eastAsia="Arial" w:hAnsi="Arial"/>
-          <w:sz w:val="20"/>
-          <w:szCs w:val="20"/>
-        </w:rPr>
-        <w:t xml:space="preserve">- File → Build Settings</w:t>
-      </w:r>
-    </w:p>
-    <w:p>
-      <w:pPr>
-        <w:spacing w:after="60"/>
-      </w:pPr>
-      <w:r>
-        <w:rPr>
-          <w:rFonts w:ascii="Arial" w:cs="Arial" w:eastAsia="Arial" w:hAnsi="Arial"/>
-          <w:sz w:val="20"/>
-          <w:szCs w:val="20"/>
-        </w:rPr>
-        <w:t xml:space="preserve">- Drag MainMenu into Scenes to Build (Index 0)</w:t>
-      </w:r>
-    </w:p>
-    <w:p>
-      <w:pPr>
-        <w:spacing w:after="60"/>
-      </w:pPr>
-      <w:r>
-        <w:rPr>
-          <w:rFonts w:ascii="Arial" w:cs="Arial" w:eastAsia="Arial" w:hAnsi="Arial"/>
-          <w:sz w:val="20"/>
-          <w:szCs w:val="20"/>
-        </w:rPr>
-        <w:t xml:space="preserve">- Drag GameScene (Index 1)</w:t>
-      </w:r>
-    </w:p>
-    <w:p>
-      <w:pPr>
-        <w:spacing w:after="60"/>
-      </w:pPr>
-      <w:r>
-        <w:rPr>
-          <w:rFonts w:ascii="Arial" w:cs="Arial" w:eastAsia="Arial" w:hAnsi="Arial"/>
-          <w:sz w:val="20"/>
-          <w:szCs w:val="20"/>
-        </w:rPr>
-        <w:t xml:space="preserve">- Verify order</w:t>
-      </w:r>
-    </w:p>
-    <w:p>
-      <w:pPr>
-        <w:spacing w:after="60"/>
-      </w:pPr>
-      <w:r>
-        <w:rPr>
-          <w:rFonts w:ascii="Arial" w:cs="Arial" w:eastAsia="Arial" w:hAnsi="Arial"/>
-          <w:sz w:val="20"/>
-          <w:szCs w:val="20"/>
-        </w:rPr>
-        <w:t xml:space="preserve">3. Create Main Menu:</w:t>
-      </w:r>
-    </w:p>
-    <w:p>
-      <w:pPr>
-        <w:spacing w:after="60"/>
-      </w:pPr>
-      <w:r>
-        <w:rPr>
-          <w:rFonts w:ascii="Arial" w:cs="Arial" w:eastAsia="Arial" w:hAnsi="Arial"/>
-          <w:sz w:val="20"/>
-          <w:szCs w:val="20"/>
-        </w:rPr>
-        <w:t xml:space="preserve">- Canvas with buttons: Play, Settings, Quit</w:t>
-      </w:r>
-    </w:p>
-    <w:p>
-      <w:pPr>
-        <w:spacing w:after="60"/>
-      </w:pPr>
-      <w:r>
-        <w:rPr>
-          <w:rFonts w:ascii="Arial" w:cs="Arial" w:eastAsia="Arial" w:hAnsi="Arial"/>
-          <w:sz w:val="20"/>
-          <w:szCs w:val="20"/>
-        </w:rPr>
-        <w:t xml:space="preserve">- Attach MainMenuManager script</w:t>
-      </w:r>
-    </w:p>
-    <w:p>
-      <w:pPr>
-        <w:spacing w:after="60"/>
-      </w:pPr>
-      <w:r>
-        <w:rPr>
-          <w:rFonts w:ascii="Arial" w:cs="Arial" w:eastAsia="Arial" w:hAnsi="Arial"/>
-          <w:sz w:val="20"/>
-          <w:szCs w:val="20"/>
-        </w:rPr>
-        <w:t xml:space="preserve">- Hook buttons to methods</w:t>
-      </w:r>
-    </w:p>
-    <w:p>
-      <w:pPr>
-        <w:spacing w:after="60"/>
-      </w:pPr>
-      <w:r>
-        <w:rPr>
-          <w:rFonts w:ascii="Arial" w:cs="Arial" w:eastAsia="Arial" w:hAnsi="Arial"/>
-          <w:sz w:val="20"/>
-          <w:szCs w:val="20"/>
-        </w:rPr>
-        <w:t xml:space="preserve">4. Test Scene Loading:</w:t>
-      </w:r>
-    </w:p>
-    <w:p>
-      <w:pPr>
-        <w:spacing w:after="60"/>
-      </w:pPr>
-      <w:r>
-        <w:rPr>
-          <w:rFonts w:ascii="Arial" w:cs="Arial" w:eastAsia="Arial" w:hAnsi="Arial"/>
-          <w:sz w:val="20"/>
-          <w:szCs w:val="20"/>
-        </w:rPr>
-        <w:t xml:space="preserve">- Play MainMenu scene</w:t>
-      </w:r>
-    </w:p>
-    <w:p>
-      <w:pPr>
-        <w:spacing w:after="60"/>
-      </w:pPr>
-      <w:r>
-        <w:rPr>
-          <w:rFonts w:ascii="Arial" w:cs="Arial" w:eastAsia="Arial" w:hAnsi="Arial"/>
-          <w:sz w:val="20"/>
-          <w:szCs w:val="20"/>
-        </w:rPr>
-        <w:t xml:space="preserve">- Click Play button</w:t>
-      </w:r>
-    </w:p>
-    <w:p>
-      <w:pPr>
-        <w:spacing w:after="60"/>
-      </w:pPr>
-      <w:r>
-        <w:rPr>
-          <w:rFonts w:ascii="Arial" w:cs="Arial" w:eastAsia="Arial" w:hAnsi="Arial"/>
-          <w:sz w:val="20"/>
-          <w:szCs w:val="20"/>
-        </w:rPr>
-        <w:t xml:space="preserve">- Should load GameScene</w:t>
-      </w:r>
-    </w:p>
-    <w:p>
-      <w:pPr>
-        <w:spacing w:after="60"/>
-      </w:pPr>
-      <w:r>
-        <w:rPr>
-          <w:rFonts w:ascii="Arial" w:cs="Arial" w:eastAsia="Arial" w:hAnsi="Arial"/>
-          <w:sz w:val="20"/>
-          <w:szCs w:val="20"/>
-        </w:rPr>
-        <w:t xml:space="preserve">5. Optional: Loading Screen:</w:t>
-      </w:r>
-    </w:p>
-    <w:p>
-      <w:pPr>
-        <w:spacing w:after="60"/>
-      </w:pPr>
-      <w:r>
-        <w:rPr>
-          <w:rFonts w:ascii="Arial" w:cs="Arial" w:eastAsia="Arial" w:hAnsi="Arial"/>
-          <w:sz w:val="20"/>
-          <w:szCs w:val="20"/>
-        </w:rPr>
-        <w:t xml:space="preserve">- Add a loading screen scene with progress bar</w:t>
-      </w:r>
-    </w:p>
-    <w:p>
-      <w:pPr>
-        <w:spacing w:after="60"/>
-      </w:pPr>
-      <w:r>
-        <w:rPr>
-          <w:rFonts w:ascii="Arial" w:cs="Arial" w:eastAsia="Arial" w:hAnsi="Arial"/>
-          <w:sz w:val="20"/>
-          <w:szCs w:val="20"/>
-        </w:rPr>
-        <w:t xml:space="preserve">- Use async loading to show progress</w:t>
       </w:r>
     </w:p>
     <w:p>
@@ -2831,6 +2654,94 @@
       <w:pPr>
         <w:spacing w:after="160"/>
       </w:pPr>
+    </w:p>
+    <w:p>
+      <w:pPr>
+        <w:pBdr>
+          <w:bottom w:val="single" w:color="5B2D8E" w:sz="4" w:space="4"/>
+        </w:pBdr>
+        <w:spacing w:after="100" w:before="120"/>
+      </w:pPr>
+      <w:r>
+        <w:rPr>
+          <w:rFonts w:ascii="Arial" w:cs="Arial" w:eastAsia="Arial" w:hAnsi="Arial"/>
+          <w:b/>
+          <w:bCs/>
+          <w:color w:val="5B2D8E"/>
+          <w:sz w:val="24"/>
+          <w:szCs w:val="24"/>
+        </w:rPr>
+        <w:t xml:space="preserve">Practice Problems</w:t>
+      </w:r>
+    </w:p>
+    <w:p>
+      <w:pPr>
+        <w:spacing w:after="80"/>
+      </w:pPr>
+      <w:r>
+        <w:rPr>
+          <w:rFonts w:ascii="Arial" w:cs="Arial" w:eastAsia="Arial" w:hAnsi="Arial"/>
+          <w:b/>
+          <w:bCs/>
+          <w:sz w:val="20"/>
+          <w:szCs w:val="20"/>
+        </w:rPr>
+        <w:t xml:space="preserve">Problem 1: </w:t>
+      </w:r>
+      <w:r>
+        <w:rPr>
+          <w:rFonts w:ascii="Arial" w:cs="Arial" w:eastAsia="Arial" w:hAnsi="Arial"/>
+          <w:sz w:val="20"/>
+          <w:szCs w:val="20"/>
+        </w:rPr>
+        <w:t xml:space="preserve">Beginner:  Create a simple main menu with Play and Quit buttons that actually load a game scene or quit.</w:t>
+      </w:r>
+    </w:p>
+    <w:p>
+      <w:pPr>
+        <w:spacing w:after="80"/>
+      </w:pPr>
+      <w:r>
+        <w:rPr>
+          <w:rFonts w:ascii="Arial" w:cs="Arial" w:eastAsia="Arial" w:hAnsi="Arial"/>
+          <w:b/>
+          <w:bCs/>
+          <w:sz w:val="20"/>
+          <w:szCs w:val="20"/>
+        </w:rPr>
+        <w:t xml:space="preserve">Problem 2: </w:t>
+      </w:r>
+      <w:r>
+        <w:rPr>
+          <w:rFonts w:ascii="Arial" w:cs="Arial" w:eastAsia="Arial" w:hAnsi="Arial"/>
+          <w:sz w:val="20"/>
+          <w:szCs w:val="20"/>
+        </w:rPr>
+        <w:t xml:space="preserve">Intermediate:  Build a complete menu flow: Main → Settings → Audio (submenu) → Back to Settings → Back to Main.</w:t>
+      </w:r>
+    </w:p>
+    <w:p>
+      <w:pPr>
+        <w:spacing w:after="80"/>
+      </w:pPr>
+      <w:r>
+        <w:rPr>
+          <w:rFonts w:ascii="Arial" w:cs="Arial" w:eastAsia="Arial" w:hAnsi="Arial"/>
+          <w:b/>
+          <w:bCs/>
+          <w:sz w:val="20"/>
+          <w:szCs w:val="20"/>
+        </w:rPr>
+        <w:t xml:space="preserve">Problem 3: </w:t>
+      </w:r>
+      <w:r>
+        <w:rPr>
+          <w:rFonts w:ascii="Arial" w:cs="Arial" w:eastAsia="Arial" w:hAnsi="Arial"/>
+          <w:sz w:val="20"/>
+          <w:szCs w:val="20"/>
+        </w:rPr>
+        <w:t xml:space="preserve">Challenge:  Implement an async scene loader that shows a loading progress bar while the scene loads in background.</w:t>
+      </w:r>
     </w:p>
     <w:p>
       <w:pPr>
